--- a/resumes/Resume_Software_Engineer_Cloud_Security_Co_CGI__MNC_.docx
+++ b/resumes/Resume_Software_Engineer_Cloud_Security_Co_CGI__MNC_.docx
@@ -430,7 +430,7 @@
           <w:sz w:val="19"/>
           <w:szCs w:val="19"/>
         </w:rPr>
-        <w:t>Triaged 50+ weekly inventory reimbursement cases by severity and policy eligibility, identifying security risks and compliance issues.</w:t>
+        <w:t>Triaged 50+ weekly inventory reimbursement cases by severity and policy eligibility, translating high-volume case review into control evidence, compliance tracking, and decision trails.</w:t>
       </w:r>
     </w:p>
     <w:p>
@@ -449,7 +449,7 @@
           <w:sz w:val="19"/>
           <w:szCs w:val="19"/>
         </w:rPr>
-        <w:t>Investigated seller claims, analyzed policy violations and anomalous patterns, and escalated findings to senior reviewers.</w:t>
+        <w:t>Conducted root cause analysis on seller claims, identifying policy violations and anomalous patterns for pattern review and investigation handoffs.</w:t>
       </w:r>
     </w:p>
     <w:p>
@@ -468,7 +468,7 @@
           <w:sz w:val="19"/>
           <w:szCs w:val="19"/>
         </w:rPr>
-        <w:t>Maintained audit-ready case documentation, recording investigation findings, decisions, evidence notes, and corrective actions</w:t>
+        <w:t>Maintained audit-ready case documentation with findings, decisions, evidence notes, and corrective actions aligned to access governance mindset and exception documentation.</w:t>
       </w:r>
     </w:p>
     <w:p>
@@ -487,7 +487,7 @@
           <w:sz w:val="19"/>
           <w:szCs w:val="19"/>
         </w:rPr>
-        <w:t>Detected recurring fraud patterns across 200+ weekly cases, reducing repeat-issue investigation time before escalation and improving security posture.</w:t>
+        <w:t>Spotted recurring fraud patterns across 200+ weekly cases and flagged repeat issues early, reducing investigation cycles before escalation.</w:t>
       </w:r>
     </w:p>
     <w:p>
@@ -588,7 +588,7 @@
           <w:sz w:val="19"/>
           <w:szCs w:val="19"/>
         </w:rPr>
-        <w:t>Deployed Splunk SIEM with SPL searches for brute-force detection, lateral movement, and privilege escalation; mapped TTPs to MITRE ATT&amp;CK and wrote PICERL incident report for FIRST.org.</w:t>
+        <w:t>Deployed Splunk SIEM with SPL correlation searches for brute-force detection, lateral movement, and privilege escalation; mapped TTPs to MITRE ATT&amp;CK and wrote PICERL incident report for FIRST.org.</w:t>
       </w:r>
     </w:p>
     <w:p>
@@ -626,7 +626,7 @@
           <w:sz w:val="19"/>
           <w:szCs w:val="19"/>
         </w:rPr>
-        <w:t>Converted detection logic to Sigma rules for enterprise SOCs; analyzed TCP/IP traffic in Wireshark for SYN scans, DNS tunnelling, and plaintext credential exposure.</w:t>
+        <w:t>Converted detection logic to Sigma rules (detection-as-code) for enterprise SOCs; analyzed TCP/IP traffic in Wireshark for SYN scans, DNS tunnelling, and plaintext credential exposure.</w:t>
       </w:r>
     </w:p>
     <w:p>
